--- a/브라질 변호사/6부/6부_12화_재선의_기로.docx
+++ b/브라질 변호사/6부/6부_12화_재선의_기로.docx
@@ -477,7 +477,7 @@
           <w:i w:val="0"/>
           <w:sz w:val="22"/>
         </w:rPr>
-        <w:t>Presidente, eu sou pesquisadora. Eu tenho vinte e seis anos.</w:t>
+        <w:t>Presidente, eu sou pesquisadora. Eu tenho trinta anos.</w:t>
       </w:r>
     </w:p>
     <w:p>
